--- a/Knowledge/3-Work knowledge/1-Software Engineering/2-Testing/5-My Source/1-ISTQB Foundation Level/7-Configuration Management/4-Configuration Control.docx
+++ b/Knowledge/3-Work knowledge/1-Software Engineering/2-Testing/5-My Source/1-ISTQB Foundation Level/7-Configuration Management/4-Configuration Control.docx
@@ -36,51 +36,77 @@
       </w:pPr>
       <w:r>
         <w:rPr>
-          <w:b/>
-          <w:shd w:val="clear" w:color="auto" w:fill="B7B7B7"/>
-        </w:rPr>
-        <w:t># Source</w:t>
-      </w:r>
-      <w:r>
-        <w:rPr>
-          <w:shd w:val="clear" w:color="auto" w:fill="B7B7B7"/>
-        </w:rPr>
-        <w:t xml:space="preserve">: </w:t>
-      </w:r>
-      <w:r>
-        <w:rPr>
-          <w:b/>
-          <w:shd w:val="clear" w:color="auto" w:fill="B7B7B7"/>
-        </w:rPr>
-        <w:t xml:space="preserve">Chatgpt </w:t>
-      </w:r>
-      <w:r>
-        <w:rPr>
-          <w:b/>
-          <w:sz w:val="14"/>
-          <w:szCs w:val="14"/>
-          <w:shd w:val="clear" w:color="auto" w:fill="B7B7B7"/>
-        </w:rPr>
-        <w:t>(GPT</w:t>
-      </w:r>
-      <w:r>
-        <w:rPr>
-          <w:rFonts w:ascii="Cambria Math" w:hAnsi="Cambria Math" w:cs="Cambria Math"/>
-          <w:b/>
-          <w:sz w:val="14"/>
-          <w:szCs w:val="14"/>
-          <w:shd w:val="clear" w:color="auto" w:fill="B7B7B7"/>
+          <w:rFonts w:ascii="Arial" w:eastAsia="Arial" w:hAnsi="Arial" w:cs="Arial"/>
+          <w:b/>
+          <w:color w:val="000000"/>
+          <w:sz w:val="18"/>
+          <w:highlight w:val="lightGray"/>
+        </w:rPr>
+        <w:t># Source: AI Source: Provided by: [Data Path</w:t>
+      </w:r>
+      <w:r>
+        <w:rPr>
+          <w:rFonts w:ascii="Arial" w:eastAsia="Arial" w:hAnsi="Arial" w:cs="Arial"/>
+          <w:color w:val="000000"/>
+          <w:sz w:val="18"/>
+          <w:highlight w:val="lightGray"/>
+        </w:rPr>
+        <w:t xml:space="preserve">: Persons Table -&gt; ID Column: 1, Name_En Column: Motasem Essam] -&gt; </w:t>
+      </w:r>
+      <w:r>
+        <w:rPr>
+          <w:rFonts w:ascii="Arial" w:eastAsia="Arial" w:hAnsi="Arial" w:cs="Arial"/>
+          <w:b/>
+          <w:color w:val="000000"/>
+          <w:sz w:val="18"/>
+          <w:highlight w:val="lightGray"/>
+        </w:rPr>
+        <w:t>From:</w:t>
+      </w:r>
+      <w:r>
+        <w:rPr>
+          <w:rFonts w:ascii="Arial" w:eastAsia="Arial" w:hAnsi="Arial" w:cs="Arial"/>
+          <w:color w:val="000000"/>
+          <w:sz w:val="18"/>
+          <w:highlight w:val="lightGray"/>
+        </w:rPr>
+        <w:t xml:space="preserve"> [Chatgpt (GPT</w:t>
+      </w:r>
+      <w:r>
+        <w:rPr>
+          <w:rFonts w:ascii="Arial" w:eastAsia="Arial" w:hAnsi="Arial" w:cs="Cambria Math"/>
+          <w:color w:val="000000"/>
+          <w:sz w:val="18"/>
+          <w:highlight w:val="lightGray"/>
         </w:rPr>
         <w:t>‑</w:t>
       </w:r>
       <w:r>
         <w:rPr>
-          <w:b/>
-          <w:sz w:val="14"/>
-          <w:szCs w:val="14"/>
-          <w:shd w:val="clear" w:color="auto" w:fill="B7B7B7"/>
-        </w:rPr>
-        <w:t>5 Mini) at [8/18/2025]</w:t>
+          <w:rFonts w:ascii="Arial" w:eastAsia="Arial" w:hAnsi="Arial" w:cs="Arial"/>
+          <w:color w:val="000000"/>
+          <w:sz w:val="18"/>
+          <w:highlight w:val="lightGray"/>
+        </w:rPr>
+        <w:t xml:space="preserve">5 Mini)] </w:t>
+      </w:r>
+      <w:r>
+        <w:rPr>
+          <w:rFonts w:ascii="Arial" w:eastAsia="Arial" w:hAnsi="Arial" w:cs="Arial"/>
+          <w:b/>
+          <w:color w:val="000000"/>
+          <w:sz w:val="18"/>
+          <w:highlight w:val="lightGray"/>
+        </w:rPr>
+        <w:t>on</w:t>
+      </w:r>
+      <w:r>
+        <w:rPr>
+          <w:rFonts w:ascii="Arial" w:eastAsia="Arial" w:hAnsi="Arial"/>
+          <w:sz w:val="18"/>
+          <w:highlight w:val="lightGray"/>
+        </w:rPr>
+        <w:t xml:space="preserve"> [8/18/2025]</w:t>
       </w:r>
     </w:p>
     <w:p>
@@ -161,7 +187,7 @@
     </w:p>
     <w:p>
       <w:r>
-        <w:pict w14:anchorId="1A695313">
+        <w:pict w14:anchorId="11F6DFF5">
           <v:rect id="_x0000_i1025" style="width:0;height:1.5pt" o:hralign="center" o:hrstd="t" o:hr="t" fillcolor="#a0a0a0" stroked="f"/>
         </w:pict>
       </w:r>
@@ -194,51 +220,77 @@
       </w:pPr>
       <w:r>
         <w:rPr>
-          <w:b/>
-          <w:shd w:val="clear" w:color="auto" w:fill="B7B7B7"/>
-        </w:rPr>
-        <w:t># Source</w:t>
-      </w:r>
-      <w:r>
-        <w:rPr>
-          <w:shd w:val="clear" w:color="auto" w:fill="B7B7B7"/>
-        </w:rPr>
-        <w:t xml:space="preserve">: </w:t>
-      </w:r>
-      <w:r>
-        <w:rPr>
-          <w:b/>
-          <w:shd w:val="clear" w:color="auto" w:fill="B7B7B7"/>
-        </w:rPr>
-        <w:t xml:space="preserve">Chatgpt </w:t>
-      </w:r>
-      <w:r>
-        <w:rPr>
-          <w:b/>
-          <w:sz w:val="14"/>
-          <w:szCs w:val="14"/>
-          <w:shd w:val="clear" w:color="auto" w:fill="B7B7B7"/>
-        </w:rPr>
-        <w:t>(GPT</w:t>
-      </w:r>
-      <w:r>
-        <w:rPr>
-          <w:rFonts w:ascii="Cambria Math" w:hAnsi="Cambria Math" w:cs="Cambria Math"/>
-          <w:b/>
-          <w:sz w:val="14"/>
-          <w:szCs w:val="14"/>
-          <w:shd w:val="clear" w:color="auto" w:fill="B7B7B7"/>
+          <w:rFonts w:ascii="Arial" w:eastAsia="Arial" w:hAnsi="Arial" w:cs="Arial"/>
+          <w:b/>
+          <w:color w:val="000000"/>
+          <w:sz w:val="18"/>
+          <w:highlight w:val="lightGray"/>
+        </w:rPr>
+        <w:t># Source: AI Source: Provided by: [Data Path</w:t>
+      </w:r>
+      <w:r>
+        <w:rPr>
+          <w:rFonts w:ascii="Arial" w:eastAsia="Arial" w:hAnsi="Arial" w:cs="Arial"/>
+          <w:color w:val="000000"/>
+          <w:sz w:val="18"/>
+          <w:highlight w:val="lightGray"/>
+        </w:rPr>
+        <w:t xml:space="preserve">: Persons Table -&gt; ID Column: 1, Name_En Column: Motasem Essam] -&gt; </w:t>
+      </w:r>
+      <w:r>
+        <w:rPr>
+          <w:rFonts w:ascii="Arial" w:eastAsia="Arial" w:hAnsi="Arial" w:cs="Arial"/>
+          <w:b/>
+          <w:color w:val="000000"/>
+          <w:sz w:val="18"/>
+          <w:highlight w:val="lightGray"/>
+        </w:rPr>
+        <w:t>From:</w:t>
+      </w:r>
+      <w:r>
+        <w:rPr>
+          <w:rFonts w:ascii="Arial" w:eastAsia="Arial" w:hAnsi="Arial" w:cs="Arial"/>
+          <w:color w:val="000000"/>
+          <w:sz w:val="18"/>
+          <w:highlight w:val="lightGray"/>
+        </w:rPr>
+        <w:t xml:space="preserve"> [Chatgpt (GPT</w:t>
+      </w:r>
+      <w:r>
+        <w:rPr>
+          <w:rFonts w:ascii="Arial" w:eastAsia="Arial" w:hAnsi="Arial" w:cs="Cambria Math"/>
+          <w:color w:val="000000"/>
+          <w:sz w:val="18"/>
+          <w:highlight w:val="lightGray"/>
         </w:rPr>
         <w:t>‑</w:t>
       </w:r>
       <w:r>
         <w:rPr>
-          <w:b/>
-          <w:sz w:val="14"/>
-          <w:szCs w:val="14"/>
-          <w:shd w:val="clear" w:color="auto" w:fill="B7B7B7"/>
-        </w:rPr>
-        <w:t>5 Mini) at [8/18/2025]</w:t>
+          <w:rFonts w:ascii="Arial" w:eastAsia="Arial" w:hAnsi="Arial" w:cs="Arial"/>
+          <w:color w:val="000000"/>
+          <w:sz w:val="18"/>
+          <w:highlight w:val="lightGray"/>
+        </w:rPr>
+        <w:t xml:space="preserve">5 Mini)] </w:t>
+      </w:r>
+      <w:r>
+        <w:rPr>
+          <w:rFonts w:ascii="Arial" w:eastAsia="Arial" w:hAnsi="Arial" w:cs="Arial"/>
+          <w:b/>
+          <w:color w:val="000000"/>
+          <w:sz w:val="18"/>
+          <w:highlight w:val="lightGray"/>
+        </w:rPr>
+        <w:t>on</w:t>
+      </w:r>
+      <w:r>
+        <w:rPr>
+          <w:rFonts w:ascii="Arial" w:eastAsia="Arial" w:hAnsi="Arial"/>
+          <w:sz w:val="18"/>
+          <w:highlight w:val="lightGray"/>
+        </w:rPr>
+        <w:t xml:space="preserve"> [8/18/2025]</w:t>
       </w:r>
     </w:p>
     <w:p>
@@ -247,7 +299,7 @@
           <w:ilvl w:val="0"/>
           <w:numId w:val="3"/>
         </w:numPr>
-        <w:spacing w:before="240"/>
+        <w:spacing w:before="240" w:after="0" w:line="276" w:lineRule="auto"/>
       </w:pPr>
       <w:r>
         <w:rPr>
@@ -281,6 +333,7 @@
           <w:ilvl w:val="0"/>
           <w:numId w:val="3"/>
         </w:numPr>
+        <w:spacing w:after="0" w:line="276" w:lineRule="auto"/>
       </w:pPr>
       <w:r>
         <w:rPr>
@@ -314,6 +367,7 @@
           <w:ilvl w:val="0"/>
           <w:numId w:val="3"/>
         </w:numPr>
+        <w:spacing w:after="0" w:line="276" w:lineRule="auto"/>
       </w:pPr>
       <w:r>
         <w:rPr>
@@ -347,7 +401,7 @@
           <w:ilvl w:val="0"/>
           <w:numId w:val="3"/>
         </w:numPr>
-        <w:spacing w:after="240"/>
+        <w:spacing w:after="240" w:line="276" w:lineRule="auto"/>
       </w:pPr>
       <w:r>
         <w:rPr>
@@ -374,7 +428,7 @@
     </w:p>
     <w:p>
       <w:r>
-        <w:pict w14:anchorId="55A4C283">
+        <w:pict w14:anchorId="46FA7B91">
           <v:rect id="_x0000_i1026" style="width:0;height:1.5pt" o:hralign="center" o:hrstd="t" o:hr="t" fillcolor="#a0a0a0" stroked="f"/>
         </w:pict>
       </w:r>
@@ -407,51 +461,77 @@
       </w:pPr>
       <w:r>
         <w:rPr>
-          <w:b/>
-          <w:shd w:val="clear" w:color="auto" w:fill="B7B7B7"/>
-        </w:rPr>
-        <w:t># Source</w:t>
-      </w:r>
-      <w:r>
-        <w:rPr>
-          <w:shd w:val="clear" w:color="auto" w:fill="B7B7B7"/>
-        </w:rPr>
-        <w:t xml:space="preserve">: </w:t>
-      </w:r>
-      <w:r>
-        <w:rPr>
-          <w:b/>
-          <w:shd w:val="clear" w:color="auto" w:fill="B7B7B7"/>
-        </w:rPr>
-        <w:t xml:space="preserve">Chatgpt </w:t>
-      </w:r>
-      <w:r>
-        <w:rPr>
-          <w:b/>
-          <w:sz w:val="14"/>
-          <w:szCs w:val="14"/>
-          <w:shd w:val="clear" w:color="auto" w:fill="B7B7B7"/>
-        </w:rPr>
-        <w:t>(GPT</w:t>
-      </w:r>
-      <w:r>
-        <w:rPr>
-          <w:rFonts w:ascii="Cambria Math" w:hAnsi="Cambria Math" w:cs="Cambria Math"/>
-          <w:b/>
-          <w:sz w:val="14"/>
-          <w:szCs w:val="14"/>
-          <w:shd w:val="clear" w:color="auto" w:fill="B7B7B7"/>
+          <w:rFonts w:ascii="Arial" w:eastAsia="Arial" w:hAnsi="Arial" w:cs="Arial"/>
+          <w:b/>
+          <w:color w:val="000000"/>
+          <w:sz w:val="18"/>
+          <w:highlight w:val="lightGray"/>
+        </w:rPr>
+        <w:t># Source: AI Source: Provided by: [Data Path</w:t>
+      </w:r>
+      <w:r>
+        <w:rPr>
+          <w:rFonts w:ascii="Arial" w:eastAsia="Arial" w:hAnsi="Arial" w:cs="Arial"/>
+          <w:color w:val="000000"/>
+          <w:sz w:val="18"/>
+          <w:highlight w:val="lightGray"/>
+        </w:rPr>
+        <w:t xml:space="preserve">: Persons Table -&gt; ID Column: 1, Name_En Column: Motasem Essam] -&gt; </w:t>
+      </w:r>
+      <w:r>
+        <w:rPr>
+          <w:rFonts w:ascii="Arial" w:eastAsia="Arial" w:hAnsi="Arial" w:cs="Arial"/>
+          <w:b/>
+          <w:color w:val="000000"/>
+          <w:sz w:val="18"/>
+          <w:highlight w:val="lightGray"/>
+        </w:rPr>
+        <w:t>From:</w:t>
+      </w:r>
+      <w:r>
+        <w:rPr>
+          <w:rFonts w:ascii="Arial" w:eastAsia="Arial" w:hAnsi="Arial" w:cs="Arial"/>
+          <w:color w:val="000000"/>
+          <w:sz w:val="18"/>
+          <w:highlight w:val="lightGray"/>
+        </w:rPr>
+        <w:t xml:space="preserve"> [Chatgpt (GPT</w:t>
+      </w:r>
+      <w:r>
+        <w:rPr>
+          <w:rFonts w:ascii="Arial" w:eastAsia="Arial" w:hAnsi="Arial" w:cs="Cambria Math"/>
+          <w:color w:val="000000"/>
+          <w:sz w:val="18"/>
+          <w:highlight w:val="lightGray"/>
         </w:rPr>
         <w:t>‑</w:t>
       </w:r>
       <w:r>
         <w:rPr>
-          <w:b/>
-          <w:sz w:val="14"/>
-          <w:szCs w:val="14"/>
-          <w:shd w:val="clear" w:color="auto" w:fill="B7B7B7"/>
-        </w:rPr>
-        <w:t>5 Mini) at [8/18/2025]</w:t>
+          <w:rFonts w:ascii="Arial" w:eastAsia="Arial" w:hAnsi="Arial" w:cs="Arial"/>
+          <w:color w:val="000000"/>
+          <w:sz w:val="18"/>
+          <w:highlight w:val="lightGray"/>
+        </w:rPr>
+        <w:t xml:space="preserve">5 Mini)] </w:t>
+      </w:r>
+      <w:r>
+        <w:rPr>
+          <w:rFonts w:ascii="Arial" w:eastAsia="Arial" w:hAnsi="Arial" w:cs="Arial"/>
+          <w:b/>
+          <w:color w:val="000000"/>
+          <w:sz w:val="18"/>
+          <w:highlight w:val="lightGray"/>
+        </w:rPr>
+        <w:t>on</w:t>
+      </w:r>
+      <w:r>
+        <w:rPr>
+          <w:rFonts w:ascii="Arial" w:eastAsia="Arial" w:hAnsi="Arial"/>
+          <w:sz w:val="18"/>
+          <w:highlight w:val="lightGray"/>
+        </w:rPr>
+        <w:t xml:space="preserve"> [8/18/2025]</w:t>
       </w:r>
     </w:p>
     <w:p>
@@ -460,7 +540,7 @@
           <w:ilvl w:val="0"/>
           <w:numId w:val="2"/>
         </w:numPr>
-        <w:spacing w:before="240"/>
+        <w:spacing w:before="240" w:after="0" w:line="276" w:lineRule="auto"/>
         <w:rPr>
           <w:rFonts w:ascii="Roboto Mono" w:eastAsia="Roboto Mono" w:hAnsi="Roboto Mono" w:cs="Roboto Mono"/>
         </w:rPr>
@@ -486,6 +566,7 @@
           <w:ilvl w:val="1"/>
           <w:numId w:val="2"/>
         </w:numPr>
+        <w:spacing w:after="0" w:line="276" w:lineRule="auto"/>
         <w:rPr>
           <w:rFonts w:ascii="Roboto Mono" w:eastAsia="Roboto Mono" w:hAnsi="Roboto Mono" w:cs="Roboto Mono"/>
         </w:rPr>
@@ -509,16 +590,16 @@
           <w:ilvl w:val="0"/>
           <w:numId w:val="2"/>
         </w:numPr>
-        <w:rPr>
-          <w:rFonts w:ascii="Roboto Mono" w:eastAsia="Roboto Mono" w:hAnsi="Roboto Mono" w:cs="Roboto Mono"/>
-        </w:rPr>
-      </w:pPr>
-      <w:r>
-        <w:rPr>
-          <w:rFonts w:ascii="Roboto Mono" w:eastAsia="Roboto Mono" w:hAnsi="Roboto Mono" w:cs="Roboto Mono"/>
-          <w:b/>
-        </w:rPr>
-        <w:lastRenderedPageBreak/>
+        <w:spacing w:after="0" w:line="276" w:lineRule="auto"/>
+        <w:rPr>
+          <w:rFonts w:ascii="Roboto Mono" w:eastAsia="Roboto Mono" w:hAnsi="Roboto Mono" w:cs="Roboto Mono"/>
+        </w:rPr>
+      </w:pPr>
+      <w:r>
+        <w:rPr>
+          <w:rFonts w:ascii="Roboto Mono" w:eastAsia="Roboto Mono" w:hAnsi="Roboto Mono" w:cs="Roboto Mono"/>
+          <w:b/>
+        </w:rPr>
         <w:t>Impact Analysis</w:t>
       </w:r>
       <w:r>
@@ -535,6 +616,7 @@
           <w:ilvl w:val="1"/>
           <w:numId w:val="2"/>
         </w:numPr>
+        <w:spacing w:after="0" w:line="276" w:lineRule="auto"/>
         <w:rPr>
           <w:rFonts w:ascii="Roboto Mono" w:eastAsia="Roboto Mono" w:hAnsi="Roboto Mono" w:cs="Roboto Mono"/>
         </w:rPr>
@@ -558,6 +640,7 @@
           <w:ilvl w:val="0"/>
           <w:numId w:val="2"/>
         </w:numPr>
+        <w:spacing w:after="0" w:line="276" w:lineRule="auto"/>
         <w:rPr>
           <w:rFonts w:ascii="Roboto Mono" w:eastAsia="Roboto Mono" w:hAnsi="Roboto Mono" w:cs="Roboto Mono"/>
         </w:rPr>
@@ -583,6 +666,7 @@
           <w:ilvl w:val="1"/>
           <w:numId w:val="2"/>
         </w:numPr>
+        <w:spacing w:after="0" w:line="276" w:lineRule="auto"/>
       </w:pPr>
       <w:r>
         <w:rPr>
@@ -616,6 +700,7 @@
           <w:ilvl w:val="0"/>
           <w:numId w:val="2"/>
         </w:numPr>
+        <w:spacing w:after="0" w:line="276" w:lineRule="auto"/>
         <w:rPr>
           <w:rFonts w:ascii="Roboto Mono" w:eastAsia="Roboto Mono" w:hAnsi="Roboto Mono" w:cs="Roboto Mono"/>
         </w:rPr>
@@ -641,6 +726,7 @@
           <w:ilvl w:val="1"/>
           <w:numId w:val="2"/>
         </w:numPr>
+        <w:spacing w:after="0" w:line="276" w:lineRule="auto"/>
         <w:rPr>
           <w:rFonts w:ascii="Roboto Mono" w:eastAsia="Roboto Mono" w:hAnsi="Roboto Mono" w:cs="Roboto Mono"/>
         </w:rPr>
@@ -664,6 +750,7 @@
           <w:ilvl w:val="0"/>
           <w:numId w:val="2"/>
         </w:numPr>
+        <w:spacing w:after="0" w:line="276" w:lineRule="auto"/>
         <w:rPr>
           <w:rFonts w:ascii="Roboto Mono" w:eastAsia="Roboto Mono" w:hAnsi="Roboto Mono" w:cs="Roboto Mono"/>
         </w:rPr>
@@ -689,7 +776,7 @@
           <w:ilvl w:val="1"/>
           <w:numId w:val="2"/>
         </w:numPr>
-        <w:spacing w:after="240"/>
+        <w:spacing w:after="240" w:line="276" w:lineRule="auto"/>
         <w:rPr>
           <w:rFonts w:ascii="Roboto Mono" w:eastAsia="Roboto Mono" w:hAnsi="Roboto Mono" w:cs="Roboto Mono"/>
         </w:rPr>
@@ -709,7 +796,7 @@
     </w:p>
     <w:p>
       <w:r>
-        <w:pict w14:anchorId="2CC707CA">
+        <w:pict w14:anchorId="1263410C">
           <v:rect id="_x0000_i1027" style="width:0;height:1.5pt" o:hralign="center" o:hrstd="t" o:hr="t" fillcolor="#a0a0a0" stroked="f"/>
         </w:pict>
       </w:r>
@@ -742,51 +829,77 @@
       </w:pPr>
       <w:r>
         <w:rPr>
-          <w:b/>
-          <w:shd w:val="clear" w:color="auto" w:fill="B7B7B7"/>
-        </w:rPr>
-        <w:t># Source</w:t>
-      </w:r>
-      <w:r>
-        <w:rPr>
-          <w:shd w:val="clear" w:color="auto" w:fill="B7B7B7"/>
-        </w:rPr>
-        <w:t xml:space="preserve">: </w:t>
-      </w:r>
-      <w:r>
-        <w:rPr>
-          <w:b/>
-          <w:shd w:val="clear" w:color="auto" w:fill="B7B7B7"/>
-        </w:rPr>
-        <w:t xml:space="preserve">Chatgpt </w:t>
-      </w:r>
-      <w:r>
-        <w:rPr>
-          <w:b/>
-          <w:sz w:val="14"/>
-          <w:szCs w:val="14"/>
-          <w:shd w:val="clear" w:color="auto" w:fill="B7B7B7"/>
-        </w:rPr>
-        <w:t>(GPT</w:t>
-      </w:r>
-      <w:r>
-        <w:rPr>
-          <w:rFonts w:ascii="Cambria Math" w:hAnsi="Cambria Math" w:cs="Cambria Math"/>
-          <w:b/>
-          <w:sz w:val="14"/>
-          <w:szCs w:val="14"/>
-          <w:shd w:val="clear" w:color="auto" w:fill="B7B7B7"/>
+          <w:rFonts w:ascii="Arial" w:eastAsia="Arial" w:hAnsi="Arial" w:cs="Arial"/>
+          <w:b/>
+          <w:color w:val="000000"/>
+          <w:sz w:val="18"/>
+          <w:highlight w:val="lightGray"/>
+        </w:rPr>
+        <w:t># Source: AI Source: Provided by: [Data Path</w:t>
+      </w:r>
+      <w:r>
+        <w:rPr>
+          <w:rFonts w:ascii="Arial" w:eastAsia="Arial" w:hAnsi="Arial" w:cs="Arial"/>
+          <w:color w:val="000000"/>
+          <w:sz w:val="18"/>
+          <w:highlight w:val="lightGray"/>
+        </w:rPr>
+        <w:t xml:space="preserve">: Persons Table -&gt; ID Column: 1, Name_En Column: Motasem Essam] -&gt; </w:t>
+      </w:r>
+      <w:r>
+        <w:rPr>
+          <w:rFonts w:ascii="Arial" w:eastAsia="Arial" w:hAnsi="Arial" w:cs="Arial"/>
+          <w:b/>
+          <w:color w:val="000000"/>
+          <w:sz w:val="18"/>
+          <w:highlight w:val="lightGray"/>
+        </w:rPr>
+        <w:t>From:</w:t>
+      </w:r>
+      <w:r>
+        <w:rPr>
+          <w:rFonts w:ascii="Arial" w:eastAsia="Arial" w:hAnsi="Arial" w:cs="Arial"/>
+          <w:color w:val="000000"/>
+          <w:sz w:val="18"/>
+          <w:highlight w:val="lightGray"/>
+        </w:rPr>
+        <w:t xml:space="preserve"> [Chatgpt (GPT</w:t>
+      </w:r>
+      <w:r>
+        <w:rPr>
+          <w:rFonts w:ascii="Arial" w:eastAsia="Arial" w:hAnsi="Arial" w:cs="Cambria Math"/>
+          <w:color w:val="000000"/>
+          <w:sz w:val="18"/>
+          <w:highlight w:val="lightGray"/>
         </w:rPr>
         <w:t>‑</w:t>
       </w:r>
       <w:r>
         <w:rPr>
-          <w:b/>
-          <w:sz w:val="14"/>
-          <w:szCs w:val="14"/>
-          <w:shd w:val="clear" w:color="auto" w:fill="B7B7B7"/>
-        </w:rPr>
-        <w:t>5 Mini) at [8/18/2025]</w:t>
+          <w:rFonts w:ascii="Arial" w:eastAsia="Arial" w:hAnsi="Arial" w:cs="Arial"/>
+          <w:color w:val="000000"/>
+          <w:sz w:val="18"/>
+          <w:highlight w:val="lightGray"/>
+        </w:rPr>
+        <w:t xml:space="preserve">5 Mini)] </w:t>
+      </w:r>
+      <w:r>
+        <w:rPr>
+          <w:rFonts w:ascii="Arial" w:eastAsia="Arial" w:hAnsi="Arial" w:cs="Arial"/>
+          <w:b/>
+          <w:color w:val="000000"/>
+          <w:sz w:val="18"/>
+          <w:highlight w:val="lightGray"/>
+        </w:rPr>
+        <w:t>on</w:t>
+      </w:r>
+      <w:r>
+        <w:rPr>
+          <w:rFonts w:ascii="Arial" w:eastAsia="Arial" w:hAnsi="Arial"/>
+          <w:sz w:val="18"/>
+          <w:highlight w:val="lightGray"/>
+        </w:rPr>
+        <w:t xml:space="preserve"> [8/18/2025]</w:t>
       </w:r>
     </w:p>
     <w:p>
@@ -830,7 +943,7 @@
           <w:ilvl w:val="0"/>
           <w:numId w:val="1"/>
         </w:numPr>
-        <w:spacing w:before="240"/>
+        <w:spacing w:before="240" w:after="0" w:line="276" w:lineRule="auto"/>
         <w:rPr>
           <w:rFonts w:ascii="Roboto Mono" w:eastAsia="Roboto Mono" w:hAnsi="Roboto Mono" w:cs="Roboto Mono"/>
         </w:rPr>
@@ -862,6 +975,7 @@
           <w:ilvl w:val="0"/>
           <w:numId w:val="1"/>
         </w:numPr>
+        <w:spacing w:after="0" w:line="276" w:lineRule="auto"/>
         <w:rPr>
           <w:rFonts w:ascii="Roboto Mono" w:eastAsia="Roboto Mono" w:hAnsi="Roboto Mono" w:cs="Roboto Mono"/>
         </w:rPr>
@@ -885,6 +999,7 @@
           <w:ilvl w:val="0"/>
           <w:numId w:val="1"/>
         </w:numPr>
+        <w:spacing w:after="0" w:line="276" w:lineRule="auto"/>
         <w:rPr>
           <w:rFonts w:ascii="Roboto Mono" w:eastAsia="Roboto Mono" w:hAnsi="Roboto Mono" w:cs="Roboto Mono"/>
         </w:rPr>
@@ -908,6 +1023,7 @@
           <w:ilvl w:val="0"/>
           <w:numId w:val="1"/>
         </w:numPr>
+        <w:spacing w:after="0" w:line="276" w:lineRule="auto"/>
       </w:pPr>
       <w:r>
         <w:rPr>
@@ -941,7 +1057,7 @@
           <w:ilvl w:val="0"/>
           <w:numId w:val="1"/>
         </w:numPr>
-        <w:spacing w:after="240"/>
+        <w:spacing w:after="240" w:line="276" w:lineRule="auto"/>
       </w:pPr>
       <w:r>
         <w:rPr>
@@ -971,7 +1087,7 @@
     </w:p>
     <w:p>
       <w:r>
-        <w:pict w14:anchorId="6A828EF2">
+        <w:pict w14:anchorId="04C314E6">
           <v:rect id="_x0000_i1028" style="width:0;height:1.5pt" o:hralign="center" o:hrstd="t" o:hr="t" fillcolor="#a0a0a0" stroked="f"/>
         </w:pict>
       </w:r>
@@ -1004,52 +1120,77 @@
       </w:pPr>
       <w:r>
         <w:rPr>
-          <w:b/>
-          <w:shd w:val="clear" w:color="auto" w:fill="B7B7B7"/>
-        </w:rPr>
-        <w:lastRenderedPageBreak/>
-        <w:t># Source</w:t>
-      </w:r>
-      <w:r>
-        <w:rPr>
-          <w:shd w:val="clear" w:color="auto" w:fill="B7B7B7"/>
-        </w:rPr>
-        <w:t xml:space="preserve">: </w:t>
-      </w:r>
-      <w:r>
-        <w:rPr>
-          <w:b/>
-          <w:shd w:val="clear" w:color="auto" w:fill="B7B7B7"/>
-        </w:rPr>
-        <w:t xml:space="preserve">Chatgpt </w:t>
-      </w:r>
-      <w:r>
-        <w:rPr>
-          <w:b/>
-          <w:sz w:val="14"/>
-          <w:szCs w:val="14"/>
-          <w:shd w:val="clear" w:color="auto" w:fill="B7B7B7"/>
-        </w:rPr>
-        <w:t>(GPT</w:t>
-      </w:r>
-      <w:r>
-        <w:rPr>
-          <w:rFonts w:ascii="Cambria Math" w:hAnsi="Cambria Math" w:cs="Cambria Math"/>
-          <w:b/>
-          <w:sz w:val="14"/>
-          <w:szCs w:val="14"/>
-          <w:shd w:val="clear" w:color="auto" w:fill="B7B7B7"/>
+          <w:rFonts w:ascii="Arial" w:eastAsia="Arial" w:hAnsi="Arial" w:cs="Arial"/>
+          <w:b/>
+          <w:color w:val="000000"/>
+          <w:sz w:val="18"/>
+          <w:highlight w:val="lightGray"/>
+        </w:rPr>
+        <w:t># Source: AI Source: Provided by: [Data Path</w:t>
+      </w:r>
+      <w:r>
+        <w:rPr>
+          <w:rFonts w:ascii="Arial" w:eastAsia="Arial" w:hAnsi="Arial" w:cs="Arial"/>
+          <w:color w:val="000000"/>
+          <w:sz w:val="18"/>
+          <w:highlight w:val="lightGray"/>
+        </w:rPr>
+        <w:t xml:space="preserve">: Persons Table -&gt; ID Column: 1, Name_En Column: Motasem Essam] -&gt; </w:t>
+      </w:r>
+      <w:r>
+        <w:rPr>
+          <w:rFonts w:ascii="Arial" w:eastAsia="Arial" w:hAnsi="Arial" w:cs="Arial"/>
+          <w:b/>
+          <w:color w:val="000000"/>
+          <w:sz w:val="18"/>
+          <w:highlight w:val="lightGray"/>
+        </w:rPr>
+        <w:t>From:</w:t>
+      </w:r>
+      <w:r>
+        <w:rPr>
+          <w:rFonts w:ascii="Arial" w:eastAsia="Arial" w:hAnsi="Arial" w:cs="Arial"/>
+          <w:color w:val="000000"/>
+          <w:sz w:val="18"/>
+          <w:highlight w:val="lightGray"/>
+        </w:rPr>
+        <w:t xml:space="preserve"> [Chatgpt (GPT</w:t>
+      </w:r>
+      <w:r>
+        <w:rPr>
+          <w:rFonts w:ascii="Arial" w:eastAsia="Arial" w:hAnsi="Arial" w:cs="Cambria Math"/>
+          <w:color w:val="000000"/>
+          <w:sz w:val="18"/>
+          <w:highlight w:val="lightGray"/>
         </w:rPr>
         <w:t>‑</w:t>
       </w:r>
       <w:r>
         <w:rPr>
-          <w:b/>
-          <w:sz w:val="14"/>
-          <w:szCs w:val="14"/>
-          <w:shd w:val="clear" w:color="auto" w:fill="B7B7B7"/>
-        </w:rPr>
-        <w:t>5 Mini) at [8/18/2025]</w:t>
+          <w:rFonts w:ascii="Arial" w:eastAsia="Arial" w:hAnsi="Arial" w:cs="Arial"/>
+          <w:color w:val="000000"/>
+          <w:sz w:val="18"/>
+          <w:highlight w:val="lightGray"/>
+        </w:rPr>
+        <w:t xml:space="preserve">5 Mini)] </w:t>
+      </w:r>
+      <w:r>
+        <w:rPr>
+          <w:rFonts w:ascii="Arial" w:eastAsia="Arial" w:hAnsi="Arial" w:cs="Arial"/>
+          <w:b/>
+          <w:color w:val="000000"/>
+          <w:sz w:val="18"/>
+          <w:highlight w:val="lightGray"/>
+        </w:rPr>
+        <w:t>on</w:t>
+      </w:r>
+      <w:r>
+        <w:rPr>
+          <w:rFonts w:ascii="Arial" w:eastAsia="Arial" w:hAnsi="Arial"/>
+          <w:sz w:val="18"/>
+          <w:highlight w:val="lightGray"/>
+        </w:rPr>
+        <w:t xml:space="preserve"> [8/18/2025]</w:t>
       </w:r>
     </w:p>
     <w:p>
@@ -1058,7 +1199,7 @@
           <w:ilvl w:val="0"/>
           <w:numId w:val="4"/>
         </w:numPr>
-        <w:spacing w:before="240"/>
+        <w:spacing w:before="240" w:after="0" w:line="276" w:lineRule="auto"/>
       </w:pPr>
       <w:r>
         <w:rPr>
@@ -1092,6 +1233,7 @@
           <w:ilvl w:val="0"/>
           <w:numId w:val="4"/>
         </w:numPr>
+        <w:spacing w:after="0" w:line="276" w:lineRule="auto"/>
       </w:pPr>
       <w:r>
         <w:rPr>
@@ -1125,6 +1267,7 @@
           <w:ilvl w:val="0"/>
           <w:numId w:val="4"/>
         </w:numPr>
+        <w:spacing w:after="0" w:line="276" w:lineRule="auto"/>
       </w:pPr>
       <w:r>
         <w:rPr>
@@ -1158,7 +1301,7 @@
           <w:ilvl w:val="0"/>
           <w:numId w:val="4"/>
         </w:numPr>
-        <w:spacing w:after="240"/>
+        <w:spacing w:after="240" w:line="276" w:lineRule="auto"/>
       </w:pPr>
       <w:r>
         <w:rPr>
@@ -1172,7 +1315,7 @@
     </w:p>
     <w:p>
       <w:r>
-        <w:pict w14:anchorId="2DB2CD74">
+        <w:pict w14:anchorId="4B055D1F">
           <v:rect id="_x0000_i1029" style="width:0;height:1.5pt" o:hralign="center" o:hrstd="t" o:hr="t" fillcolor="#a0a0a0" stroked="f"/>
         </w:pict>
       </w:r>
@@ -1239,18 +1382,19 @@
     </w:p>
     <w:p>
       <w:r>
-        <w:pict w14:anchorId="3F80B86D">
+        <w:pict w14:anchorId="27D2567D">
           <v:rect id="_x0000_i1030" style="width:0;height:1.5pt" o:hralign="center" o:hrstd="t" o:hr="t" fillcolor="#a0a0a0" stroked="f"/>
         </w:pict>
       </w:r>
     </w:p>
+    <w:p/>
     <w:p/>
     <w:p/>
     <w:sectPr>
       <w:pgSz w:w="12240" w:h="15840"/>
       <w:pgMar w:top="1440" w:right="1440" w:bottom="1440" w:left="1440" w:header="720" w:footer="720" w:gutter="0"/>
-      <w:pgNumType w:start="1"/>
       <w:cols w:space="720"/>
+      <w:docGrid w:linePitch="360"/>
     </w:sectPr>
   </w:body>
 </w:document>
@@ -2125,18 +2269,6 @@
   <w:style w:type="paragraph" w:default="1" w:styleId="Normal">
     <w:name w:val="Normal"/>
     <w:qFormat/>
-    <w:rsid w:val="00876137"/>
-    <w:pPr>
-      <w:spacing w:after="0" w:line="276" w:lineRule="auto"/>
-    </w:pPr>
-    <w:rPr>
-      <w:rFonts w:ascii="Arial" w:eastAsia="Arial" w:hAnsi="Arial" w:cs="Arial"/>
-      <w:kern w:val="0"/>
-      <w:sz w:val="22"/>
-      <w:szCs w:val="22"/>
-      <w:lang w:val="en"/>
-      <w14:ligatures w14:val="none"/>
-    </w:rPr>
   </w:style>
   <w:style w:type="paragraph" w:styleId="Heading1">
     <w:name w:val="heading 1"/>
@@ -2145,7 +2277,7 @@
     <w:link w:val="Heading1Char"/>
     <w:uiPriority w:val="9"/>
     <w:qFormat/>
-    <w:rsid w:val="00787A8B"/>
+    <w:rsid w:val="005E1354"/>
     <w:pPr>
       <w:keepNext/>
       <w:keepLines/>
@@ -2167,7 +2299,7 @@
     <w:uiPriority w:val="9"/>
     <w:unhideWhenUsed/>
     <w:qFormat/>
-    <w:rsid w:val="00787A8B"/>
+    <w:rsid w:val="005E1354"/>
     <w:pPr>
       <w:keepNext/>
       <w:keepLines/>
@@ -2190,7 +2322,7 @@
     <w:semiHidden/>
     <w:unhideWhenUsed/>
     <w:qFormat/>
-    <w:rsid w:val="00787A8B"/>
+    <w:rsid w:val="005E1354"/>
     <w:pPr>
       <w:keepNext/>
       <w:keepLines/>
@@ -2213,7 +2345,7 @@
     <w:semiHidden/>
     <w:unhideWhenUsed/>
     <w:qFormat/>
-    <w:rsid w:val="00787A8B"/>
+    <w:rsid w:val="005E1354"/>
     <w:pPr>
       <w:keepNext/>
       <w:keepLines/>
@@ -2236,7 +2368,7 @@
     <w:semiHidden/>
     <w:unhideWhenUsed/>
     <w:qFormat/>
-    <w:rsid w:val="00787A8B"/>
+    <w:rsid w:val="005E1354"/>
     <w:pPr>
       <w:keepNext/>
       <w:keepLines/>
@@ -2257,11 +2389,11 @@
     <w:semiHidden/>
     <w:unhideWhenUsed/>
     <w:qFormat/>
-    <w:rsid w:val="00787A8B"/>
+    <w:rsid w:val="005E1354"/>
     <w:pPr>
       <w:keepNext/>
       <w:keepLines/>
-      <w:spacing w:before="40"/>
+      <w:spacing w:before="40" w:after="0"/>
       <w:outlineLvl w:val="5"/>
     </w:pPr>
     <w:rPr>
@@ -2280,11 +2412,11 @@
     <w:semiHidden/>
     <w:unhideWhenUsed/>
     <w:qFormat/>
-    <w:rsid w:val="00787A8B"/>
+    <w:rsid w:val="005E1354"/>
     <w:pPr>
       <w:keepNext/>
       <w:keepLines/>
-      <w:spacing w:before="40"/>
+      <w:spacing w:before="40" w:after="0"/>
       <w:outlineLvl w:val="6"/>
     </w:pPr>
     <w:rPr>
@@ -2301,10 +2433,11 @@
     <w:semiHidden/>
     <w:unhideWhenUsed/>
     <w:qFormat/>
-    <w:rsid w:val="00787A8B"/>
+    <w:rsid w:val="005E1354"/>
     <w:pPr>
       <w:keepNext/>
       <w:keepLines/>
+      <w:spacing w:after="0"/>
       <w:outlineLvl w:val="7"/>
     </w:pPr>
     <w:rPr>
@@ -2323,10 +2456,11 @@
     <w:semiHidden/>
     <w:unhideWhenUsed/>
     <w:qFormat/>
-    <w:rsid w:val="00787A8B"/>
+    <w:rsid w:val="005E1354"/>
     <w:pPr>
       <w:keepNext/>
       <w:keepLines/>
+      <w:spacing w:after="0"/>
       <w:outlineLvl w:val="8"/>
     </w:pPr>
     <w:rPr>
@@ -2366,7 +2500,7 @@
     <w:basedOn w:val="DefaultParagraphFont"/>
     <w:link w:val="Heading1"/>
     <w:uiPriority w:val="9"/>
-    <w:rsid w:val="00787A8B"/>
+    <w:rsid w:val="005E1354"/>
     <w:rPr>
       <w:rFonts w:asciiTheme="majorHAnsi" w:eastAsiaTheme="majorEastAsia" w:hAnsiTheme="majorHAnsi" w:cstheme="majorBidi"/>
       <w:color w:val="2F5496" w:themeColor="accent1" w:themeShade="BF"/>
@@ -2379,7 +2513,7 @@
     <w:basedOn w:val="DefaultParagraphFont"/>
     <w:link w:val="Heading2"/>
     <w:uiPriority w:val="9"/>
-    <w:rsid w:val="00787A8B"/>
+    <w:rsid w:val="005E1354"/>
     <w:rPr>
       <w:rFonts w:asciiTheme="majorHAnsi" w:eastAsiaTheme="majorEastAsia" w:hAnsiTheme="majorHAnsi" w:cstheme="majorBidi"/>
       <w:color w:val="2F5496" w:themeColor="accent1" w:themeShade="BF"/>
@@ -2393,7 +2527,7 @@
     <w:link w:val="Heading3"/>
     <w:uiPriority w:val="9"/>
     <w:semiHidden/>
-    <w:rsid w:val="00787A8B"/>
+    <w:rsid w:val="005E1354"/>
     <w:rPr>
       <w:rFonts w:eastAsiaTheme="majorEastAsia" w:cstheme="majorBidi"/>
       <w:color w:val="2F5496" w:themeColor="accent1" w:themeShade="BF"/>
@@ -2407,7 +2541,7 @@
     <w:link w:val="Heading4"/>
     <w:uiPriority w:val="9"/>
     <w:semiHidden/>
-    <w:rsid w:val="00787A8B"/>
+    <w:rsid w:val="005E1354"/>
     <w:rPr>
       <w:rFonts w:eastAsiaTheme="majorEastAsia" w:cstheme="majorBidi"/>
       <w:i/>
@@ -2421,7 +2555,7 @@
     <w:link w:val="Heading5"/>
     <w:uiPriority w:val="9"/>
     <w:semiHidden/>
-    <w:rsid w:val="00787A8B"/>
+    <w:rsid w:val="005E1354"/>
     <w:rPr>
       <w:rFonts w:eastAsiaTheme="majorEastAsia" w:cstheme="majorBidi"/>
       <w:color w:val="2F5496" w:themeColor="accent1" w:themeShade="BF"/>
@@ -2433,7 +2567,7 @@
     <w:link w:val="Heading6"/>
     <w:uiPriority w:val="9"/>
     <w:semiHidden/>
-    <w:rsid w:val="00787A8B"/>
+    <w:rsid w:val="005E1354"/>
     <w:rPr>
       <w:rFonts w:eastAsiaTheme="majorEastAsia" w:cstheme="majorBidi"/>
       <w:i/>
@@ -2447,7 +2581,7 @@
     <w:link w:val="Heading7"/>
     <w:uiPriority w:val="9"/>
     <w:semiHidden/>
-    <w:rsid w:val="00787A8B"/>
+    <w:rsid w:val="005E1354"/>
     <w:rPr>
       <w:rFonts w:eastAsiaTheme="majorEastAsia" w:cstheme="majorBidi"/>
       <w:color w:val="595959" w:themeColor="text1" w:themeTint="A6"/>
@@ -2459,7 +2593,7 @@
     <w:link w:val="Heading8"/>
     <w:uiPriority w:val="9"/>
     <w:semiHidden/>
-    <w:rsid w:val="00787A8B"/>
+    <w:rsid w:val="005E1354"/>
     <w:rPr>
       <w:rFonts w:eastAsiaTheme="majorEastAsia" w:cstheme="majorBidi"/>
       <w:i/>
@@ -2473,7 +2607,7 @@
     <w:link w:val="Heading9"/>
     <w:uiPriority w:val="9"/>
     <w:semiHidden/>
-    <w:rsid w:val="00787A8B"/>
+    <w:rsid w:val="005E1354"/>
     <w:rPr>
       <w:rFonts w:eastAsiaTheme="majorEastAsia" w:cstheme="majorBidi"/>
       <w:color w:val="272727" w:themeColor="text1" w:themeTint="D8"/>
@@ -2486,7 +2620,7 @@
     <w:link w:val="TitleChar"/>
     <w:uiPriority w:val="10"/>
     <w:qFormat/>
-    <w:rsid w:val="00787A8B"/>
+    <w:rsid w:val="005E1354"/>
     <w:pPr>
       <w:spacing w:after="80" w:line="240" w:lineRule="auto"/>
       <w:contextualSpacing/>
@@ -2504,7 +2638,7 @@
     <w:basedOn w:val="DefaultParagraphFont"/>
     <w:link w:val="Title"/>
     <w:uiPriority w:val="10"/>
-    <w:rsid w:val="00787A8B"/>
+    <w:rsid w:val="005E1354"/>
     <w:rPr>
       <w:rFonts w:asciiTheme="majorHAnsi" w:eastAsiaTheme="majorEastAsia" w:hAnsiTheme="majorHAnsi" w:cstheme="majorBidi"/>
       <w:spacing w:val="-10"/>
@@ -2520,7 +2654,7 @@
     <w:link w:val="SubtitleChar"/>
     <w:uiPriority w:val="11"/>
     <w:qFormat/>
-    <w:rsid w:val="00787A8B"/>
+    <w:rsid w:val="005E1354"/>
     <w:pPr>
       <w:numPr>
         <w:ilvl w:val="1"/>
@@ -2539,7 +2673,7 @@
     <w:basedOn w:val="DefaultParagraphFont"/>
     <w:link w:val="Subtitle"/>
     <w:uiPriority w:val="11"/>
-    <w:rsid w:val="00787A8B"/>
+    <w:rsid w:val="005E1354"/>
     <w:rPr>
       <w:rFonts w:eastAsiaTheme="majorEastAsia" w:cstheme="majorBidi"/>
       <w:color w:val="595959" w:themeColor="text1" w:themeTint="A6"/>
@@ -2555,7 +2689,7 @@
     <w:link w:val="QuoteChar"/>
     <w:uiPriority w:val="29"/>
     <w:qFormat/>
-    <w:rsid w:val="00787A8B"/>
+    <w:rsid w:val="005E1354"/>
     <w:pPr>
       <w:spacing w:before="160"/>
       <w:jc w:val="center"/>
@@ -2571,7 +2705,7 @@
     <w:basedOn w:val="DefaultParagraphFont"/>
     <w:link w:val="Quote"/>
     <w:uiPriority w:val="29"/>
-    <w:rsid w:val="00787A8B"/>
+    <w:rsid w:val="005E1354"/>
     <w:rPr>
       <w:i/>
       <w:iCs/>
@@ -2583,7 +2717,7 @@
     <w:basedOn w:val="Normal"/>
     <w:uiPriority w:val="34"/>
     <w:qFormat/>
-    <w:rsid w:val="00787A8B"/>
+    <w:rsid w:val="005E1354"/>
     <w:pPr>
       <w:ind w:left="720"/>
       <w:contextualSpacing/>
@@ -2594,7 +2728,7 @@
     <w:basedOn w:val="DefaultParagraphFont"/>
     <w:uiPriority w:val="21"/>
     <w:qFormat/>
-    <w:rsid w:val="00787A8B"/>
+    <w:rsid w:val="005E1354"/>
     <w:rPr>
       <w:i/>
       <w:iCs/>
@@ -2608,7 +2742,7 @@
     <w:link w:val="IntenseQuoteChar"/>
     <w:uiPriority w:val="30"/>
     <w:qFormat/>
-    <w:rsid w:val="00787A8B"/>
+    <w:rsid w:val="005E1354"/>
     <w:pPr>
       <w:pBdr>
         <w:top w:val="single" w:sz="4" w:space="10" w:color="2F5496" w:themeColor="accent1" w:themeShade="BF"/>
@@ -2629,7 +2763,7 @@
     <w:basedOn w:val="DefaultParagraphFont"/>
     <w:link w:val="IntenseQuote"/>
     <w:uiPriority w:val="30"/>
-    <w:rsid w:val="00787A8B"/>
+    <w:rsid w:val="005E1354"/>
     <w:rPr>
       <w:i/>
       <w:iCs/>
@@ -2641,7 +2775,7 @@
     <w:basedOn w:val="DefaultParagraphFont"/>
     <w:uiPriority w:val="32"/>
     <w:qFormat/>
-    <w:rsid w:val="00787A8B"/>
+    <w:rsid w:val="005E1354"/>
     <w:rPr>
       <w:b/>
       <w:bCs/>
